--- a/downloads/teacher/04 Units/Unit 06 - Food Systems and Production - From Farm to Table/Lesson 06.06 - Cooking Methods Dry Heat Moist Heat and Why.docx
+++ b/downloads/teacher/04 Units/Unit 06 - Food Systems and Production - From Farm to Table/Lesson 06.06 - Cooking Methods Dry Heat Moist Heat and Why.docx
@@ -274,23 +274,41 @@
       <w:r>
         <w:t xml:space="preserve">By the end of this lesson, students will be able to:</w:t>
       </w:r>
-      <w:r>
-        <w:t xml:space="preserve"> </w:t>
-      </w:r>
-      <w:r>
-        <w:t xml:space="preserve">1. (Low: understand) Sort nine cooking methods into dry heat and moist heat, and name the tool or piece of equipment each one uses.</w:t>
-      </w:r>
-      <w:r>
-        <w:t xml:space="preserve"> </w:t>
-      </w:r>
-      <w:r>
-        <w:t xml:space="preserve">2. (Mid: apply) Match eight foods to the best method for each and give one reason per match that names what the heat does to that food.</w:t>
-      </w:r>
-      <w:r>
-        <w:t xml:space="preserve"> </w:t>
-      </w:r>
-      <w:r>
-        <w:t xml:space="preserve">3. (High: analyze) After the two-way demonstration, compare the same food cooked two ways on color, texture, smell, and taste, and explain the difference using the words browning and moisture.</w:t>
+    </w:p>
+    <w:p>
+      <w:pPr>
+        <w:numPr>
+          <w:ilvl w:val="0"/>
+          <w:numId w:val="1002"/>
+        </w:numPr>
+        <w:pStyle w:val="Compact"/>
+      </w:pPr>
+      <w:r>
+        <w:t xml:space="preserve">(Low: understand) Sort nine cooking methods into dry heat and moist heat, and name the tool or piece of equipment each one uses.</w:t>
+      </w:r>
+    </w:p>
+    <w:p>
+      <w:pPr>
+        <w:numPr>
+          <w:ilvl w:val="0"/>
+          <w:numId w:val="1002"/>
+        </w:numPr>
+        <w:pStyle w:val="Compact"/>
+      </w:pPr>
+      <w:r>
+        <w:t xml:space="preserve">(Mid: apply) Match eight foods to the best method for each and give one reason per match that names what the heat does to that food.</w:t>
+      </w:r>
+    </w:p>
+    <w:p>
+      <w:pPr>
+        <w:numPr>
+          <w:ilvl w:val="0"/>
+          <w:numId w:val="1002"/>
+        </w:numPr>
+        <w:pStyle w:val="Compact"/>
+      </w:pPr>
+      <w:r>
+        <w:t xml:space="preserve">(High: analyze) After the two-way demonstration, compare the same food cooked two ways on color, texture, smell, and taste, and explain the difference using the words browning and moisture.</w:t>
       </w:r>
     </w:p>
     <w:p>
@@ -340,7 +358,7 @@
       <w:pPr>
         <w:numPr>
           <w:ilvl w:val="0"/>
-          <w:numId w:val="1002"/>
+          <w:numId w:val="1003"/>
         </w:numPr>
         <w:pStyle w:val="Compact"/>
       </w:pPr>
@@ -358,7 +376,7 @@
       <w:pPr>
         <w:numPr>
           <w:ilvl w:val="0"/>
-          <w:numId w:val="1002"/>
+          <w:numId w:val="1003"/>
         </w:numPr>
         <w:pStyle w:val="Compact"/>
       </w:pPr>
@@ -370,7 +388,7 @@
       <w:pPr>
         <w:numPr>
           <w:ilvl w:val="0"/>
-          <w:numId w:val="1002"/>
+          <w:numId w:val="1003"/>
         </w:numPr>
         <w:pStyle w:val="Compact"/>
       </w:pPr>
@@ -382,7 +400,7 @@
       <w:pPr>
         <w:numPr>
           <w:ilvl w:val="0"/>
-          <w:numId w:val="1002"/>
+          <w:numId w:val="1003"/>
         </w:numPr>
         <w:pStyle w:val="Compact"/>
       </w:pPr>
@@ -394,7 +412,7 @@
       <w:pPr>
         <w:numPr>
           <w:ilvl w:val="0"/>
-          <w:numId w:val="1002"/>
+          <w:numId w:val="1003"/>
         </w:numPr>
         <w:pStyle w:val="Compact"/>
       </w:pPr>
@@ -406,7 +424,7 @@
       <w:pPr>
         <w:numPr>
           <w:ilvl w:val="0"/>
-          <w:numId w:val="1002"/>
+          <w:numId w:val="1003"/>
         </w:numPr>
         <w:pStyle w:val="Compact"/>
       </w:pPr>
@@ -427,7 +445,7 @@
       <w:pPr>
         <w:numPr>
           <w:ilvl w:val="0"/>
-          <w:numId w:val="1002"/>
+          <w:numId w:val="1003"/>
         </w:numPr>
         <w:pStyle w:val="Compact"/>
       </w:pPr>
@@ -836,55 +854,97 @@
       <w:r>
         <w:t xml:space="preserve">Monitor understanding:</w:t>
       </w:r>
-      <w:r>
-        <w:t xml:space="preserve"> </w:t>
-      </w:r>
-      <w:r>
-        <w:t xml:space="preserve">- Is steaming dry heat or moist heat? What is the water doing in it?</w:t>
-      </w:r>
-      <w:r>
-        <w:t xml:space="preserve"> </w:t>
-      </w:r>
-      <w:r>
-        <w:t xml:space="preserve">- Which of your nine methods needs the oven, and which needs only a burner?</w:t>
-      </w:r>
-      <w:r>
-        <w:t xml:space="preserve"> </w:t>
-      </w:r>
-      <w:r>
-        <w:t xml:space="preserve">- Rice with no water. What happens?</w:t>
-      </w:r>
-    </w:p>
-    <w:p>
-      <w:pPr>
-        <w:pStyle w:val="BodyText"/>
+    </w:p>
+    <w:p>
+      <w:pPr>
+        <w:numPr>
+          <w:ilvl w:val="0"/>
+          <w:numId w:val="1004"/>
+        </w:numPr>
+        <w:pStyle w:val="Compact"/>
+      </w:pPr>
+      <w:r>
+        <w:t xml:space="preserve">Is steaming dry heat or moist heat? What is the water doing in it?</w:t>
+      </w:r>
+    </w:p>
+    <w:p>
+      <w:pPr>
+        <w:numPr>
+          <w:ilvl w:val="0"/>
+          <w:numId w:val="1004"/>
+        </w:numPr>
+        <w:pStyle w:val="Compact"/>
+      </w:pPr>
+      <w:r>
+        <w:t xml:space="preserve">Which of your nine methods needs the oven, and which needs only a burner?</w:t>
+      </w:r>
+    </w:p>
+    <w:p>
+      <w:pPr>
+        <w:numPr>
+          <w:ilvl w:val="0"/>
+          <w:numId w:val="1004"/>
+        </w:numPr>
+        <w:pStyle w:val="Compact"/>
+      </w:pPr>
+      <w:r>
+        <w:t xml:space="preserve">Rice with no water. What happens?</w:t>
+      </w:r>
+    </w:p>
+    <w:p>
+      <w:pPr>
+        <w:pStyle w:val="FirstParagraph"/>
       </w:pPr>
       <w:r>
         <w:t xml:space="preserve">Deepen learning:</w:t>
       </w:r>
-      <w:r>
-        <w:t xml:space="preserve"> </w:t>
-      </w:r>
-      <w:r>
-        <w:t xml:space="preserve">- Boiling a vegetable puts some of its vitamins in the water. Does that mean boiling is a bad method? When would you do it anyway?</w:t>
-      </w:r>
-      <w:r>
-        <w:t xml:space="preserve"> </w:t>
-      </w:r>
-      <w:r>
-        <w:t xml:space="preserve">- Broccoli can be steamed or roasted. Which would get a middle schooler to eat it, and why?</w:t>
-      </w:r>
-      <w:r>
-        <w:t xml:space="preserve"> </w:t>
-      </w:r>
-      <w:r>
-        <w:t xml:space="preserve">- Restaurants sear meat in a hot pan before they braise it in liquid. Why bother, if it is going into liquid anyway?</w:t>
-      </w:r>
-      <w:r>
-        <w:t xml:space="preserve"> </w:t>
-      </w:r>
-      <w:r>
-        <w:t xml:space="preserve">- We do not fry in this room. What could you cook that gets close to the fried version using an oven or a broiler?</w:t>
+    </w:p>
+    <w:p>
+      <w:pPr>
+        <w:numPr>
+          <w:ilvl w:val="0"/>
+          <w:numId w:val="1005"/>
+        </w:numPr>
+        <w:pStyle w:val="Compact"/>
+      </w:pPr>
+      <w:r>
+        <w:t xml:space="preserve">Boiling a vegetable puts some of its vitamins in the water. Does that mean boiling is a bad method? When would you do it anyway?</w:t>
+      </w:r>
+    </w:p>
+    <w:p>
+      <w:pPr>
+        <w:numPr>
+          <w:ilvl w:val="0"/>
+          <w:numId w:val="1005"/>
+        </w:numPr>
+        <w:pStyle w:val="Compact"/>
+      </w:pPr>
+      <w:r>
+        <w:t xml:space="preserve">Broccoli can be steamed or roasted. Which would get a middle schooler to eat it, and why?</w:t>
+      </w:r>
+    </w:p>
+    <w:p>
+      <w:pPr>
+        <w:numPr>
+          <w:ilvl w:val="0"/>
+          <w:numId w:val="1005"/>
+        </w:numPr>
+        <w:pStyle w:val="Compact"/>
+      </w:pPr>
+      <w:r>
+        <w:t xml:space="preserve">Restaurants sear meat in a hot pan before they braise it in liquid. Why bother, if it is going into liquid anyway?</w:t>
+      </w:r>
+    </w:p>
+    <w:p>
+      <w:pPr>
+        <w:numPr>
+          <w:ilvl w:val="0"/>
+          <w:numId w:val="1005"/>
+        </w:numPr>
+        <w:pStyle w:val="Compact"/>
+      </w:pPr>
+      <w:r>
+        <w:t xml:space="preserve">We do not fry in this room. What could you cook that gets close to the fried version using an oven or a broiler?</w:t>
       </w:r>
     </w:p>
     <w:p>
@@ -1047,7 +1107,7 @@
       <w:pPr>
         <w:numPr>
           <w:ilvl w:val="0"/>
-          <w:numId w:val="1003"/>
+          <w:numId w:val="1006"/>
         </w:numPr>
         <w:pStyle w:val="Compact"/>
       </w:pPr>
@@ -1071,7 +1131,7 @@
       <w:pPr>
         <w:numPr>
           <w:ilvl w:val="0"/>
-          <w:numId w:val="1003"/>
+          <w:numId w:val="1006"/>
         </w:numPr>
         <w:pStyle w:val="Compact"/>
       </w:pPr>
@@ -1083,7 +1143,7 @@
       <w:pPr>
         <w:numPr>
           <w:ilvl w:val="0"/>
-          <w:numId w:val="1003"/>
+          <w:numId w:val="1006"/>
         </w:numPr>
         <w:pStyle w:val="Compact"/>
       </w:pPr>
@@ -1095,7 +1155,7 @@
       <w:pPr>
         <w:numPr>
           <w:ilvl w:val="0"/>
-          <w:numId w:val="1003"/>
+          <w:numId w:val="1006"/>
         </w:numPr>
         <w:pStyle w:val="Compact"/>
       </w:pPr>
@@ -1107,7 +1167,7 @@
       <w:pPr>
         <w:numPr>
           <w:ilvl w:val="0"/>
-          <w:numId w:val="1003"/>
+          <w:numId w:val="1006"/>
         </w:numPr>
         <w:pStyle w:val="Compact"/>
       </w:pPr>
@@ -1119,7 +1179,7 @@
       <w:pPr>
         <w:numPr>
           <w:ilvl w:val="0"/>
-          <w:numId w:val="1003"/>
+          <w:numId w:val="1006"/>
         </w:numPr>
         <w:pStyle w:val="Compact"/>
       </w:pPr>
@@ -1429,7 +1489,7 @@
       <w:pPr>
         <w:numPr>
           <w:ilvl w:val="0"/>
-          <w:numId w:val="1004"/>
+          <w:numId w:val="1007"/>
         </w:numPr>
         <w:pStyle w:val="Compact"/>
       </w:pPr>
@@ -1453,7 +1513,7 @@
       <w:pPr>
         <w:numPr>
           <w:ilvl w:val="0"/>
-          <w:numId w:val="1004"/>
+          <w:numId w:val="1007"/>
         </w:numPr>
         <w:pStyle w:val="Compact"/>
       </w:pPr>
@@ -1465,7 +1525,7 @@
       <w:pPr>
         <w:numPr>
           <w:ilvl w:val="0"/>
-          <w:numId w:val="1004"/>
+          <w:numId w:val="1007"/>
         </w:numPr>
         <w:pStyle w:val="Compact"/>
       </w:pPr>
@@ -1498,7 +1558,7 @@
       <w:pPr>
         <w:numPr>
           <w:ilvl w:val="0"/>
-          <w:numId w:val="1004"/>
+          <w:numId w:val="1007"/>
         </w:numPr>
         <w:pStyle w:val="Compact"/>
       </w:pPr>
@@ -1510,7 +1570,7 @@
       <w:pPr>
         <w:numPr>
           <w:ilvl w:val="0"/>
-          <w:numId w:val="1004"/>
+          <w:numId w:val="1007"/>
         </w:numPr>
         <w:pStyle w:val="Compact"/>
       </w:pPr>
@@ -1522,7 +1582,7 @@
       <w:pPr>
         <w:numPr>
           <w:ilvl w:val="0"/>
-          <w:numId w:val="1004"/>
+          <w:numId w:val="1007"/>
         </w:numPr>
         <w:pStyle w:val="Compact"/>
       </w:pPr>
@@ -1534,7 +1594,7 @@
       <w:pPr>
         <w:numPr>
           <w:ilvl w:val="0"/>
-          <w:numId w:val="1004"/>
+          <w:numId w:val="1007"/>
         </w:numPr>
         <w:pStyle w:val="Compact"/>
       </w:pPr>
@@ -1556,7 +1616,7 @@
       <w:pPr>
         <w:numPr>
           <w:ilvl w:val="0"/>
-          <w:numId w:val="1005"/>
+          <w:numId w:val="1008"/>
         </w:numPr>
         <w:pStyle w:val="Compact"/>
       </w:pPr>
@@ -1568,7 +1628,7 @@
       <w:pPr>
         <w:numPr>
           <w:ilvl w:val="0"/>
-          <w:numId w:val="1005"/>
+          <w:numId w:val="1008"/>
         </w:numPr>
         <w:pStyle w:val="Compact"/>
       </w:pPr>
@@ -1580,7 +1640,7 @@
       <w:pPr>
         <w:numPr>
           <w:ilvl w:val="0"/>
-          <w:numId w:val="1005"/>
+          <w:numId w:val="1008"/>
         </w:numPr>
         <w:pStyle w:val="Compact"/>
       </w:pPr>
@@ -1592,7 +1652,7 @@
       <w:pPr>
         <w:numPr>
           <w:ilvl w:val="0"/>
-          <w:numId w:val="1005"/>
+          <w:numId w:val="1008"/>
         </w:numPr>
         <w:pStyle w:val="Compact"/>
       </w:pPr>
@@ -1604,7 +1664,7 @@
       <w:pPr>
         <w:numPr>
           <w:ilvl w:val="0"/>
-          <w:numId w:val="1005"/>
+          <w:numId w:val="1008"/>
         </w:numPr>
         <w:pStyle w:val="Compact"/>
       </w:pPr>
@@ -1616,7 +1676,7 @@
       <w:pPr>
         <w:numPr>
           <w:ilvl w:val="0"/>
-          <w:numId w:val="1005"/>
+          <w:numId w:val="1008"/>
         </w:numPr>
         <w:pStyle w:val="Compact"/>
       </w:pPr>
@@ -1912,6 +1972,118 @@
       </w:pPr>
     </w:lvl>
   </w:abstractNum>
+  <w:abstractNum w:abstractNumId="99411">
+    <w:nsid w:val="71315dca"/>
+    <w:multiLevelType w:val="multilevel"/>
+    <w:lvl w:ilvl="0">
+      <w:start w:val="1"/>
+      <w:numFmt w:val="decimal"/>
+      <w:lvlText w:val="%1."/>
+      <w:lvlJc w:val="left"/>
+      <w:pPr>
+        <w:tabs>
+          <w:tab w:val="num" w:pos="0"/>
+        </w:tabs>
+        <w:ind w:left="480" w:hanging="480"/>
+      </w:pPr>
+    </w:lvl>
+    <w:lvl w:ilvl="1">
+      <w:start w:val="1"/>
+      <w:numFmt w:val="decimal"/>
+      <w:lvlText w:val="%2."/>
+      <w:lvlJc w:val="left"/>
+      <w:pPr>
+        <w:tabs>
+          <w:tab w:val="num" w:pos="720"/>
+        </w:tabs>
+        <w:ind w:left="1200" w:hanging="480"/>
+      </w:pPr>
+    </w:lvl>
+    <w:lvl w:ilvl="2">
+      <w:start w:val="1"/>
+      <w:numFmt w:val="decimal"/>
+      <w:lvlText w:val="%3."/>
+      <w:lvlJc w:val="left"/>
+      <w:pPr>
+        <w:tabs>
+          <w:tab w:val="num" w:pos="1440"/>
+        </w:tabs>
+        <w:ind w:left="1920" w:hanging="480"/>
+      </w:pPr>
+    </w:lvl>
+    <w:lvl w:ilvl="3">
+      <w:start w:val="1"/>
+      <w:numFmt w:val="decimal"/>
+      <w:lvlText w:val="%4."/>
+      <w:lvlJc w:val="left"/>
+      <w:pPr>
+        <w:tabs>
+          <w:tab w:val="num" w:pos="2160"/>
+        </w:tabs>
+        <w:ind w:left="2640" w:hanging="480"/>
+      </w:pPr>
+    </w:lvl>
+    <w:lvl w:ilvl="4">
+      <w:start w:val="1"/>
+      <w:numFmt w:val="decimal"/>
+      <w:lvlText w:val="%5."/>
+      <w:lvlJc w:val="left"/>
+      <w:pPr>
+        <w:tabs>
+          <w:tab w:val="num" w:pos="2880"/>
+        </w:tabs>
+        <w:ind w:left="3360" w:hanging="480"/>
+      </w:pPr>
+    </w:lvl>
+    <w:lvl w:ilvl="5">
+      <w:start w:val="1"/>
+      <w:numFmt w:val="decimal"/>
+      <w:lvlText w:val="%6."/>
+      <w:lvlJc w:val="left"/>
+      <w:pPr>
+        <w:tabs>
+          <w:tab w:val="num" w:pos="3600"/>
+        </w:tabs>
+        <w:ind w:left="4080" w:hanging="480"/>
+      </w:pPr>
+    </w:lvl>
+    <w:lvl w:ilvl="6">
+      <w:start w:val="1"/>
+      <w:numFmt w:val="decimal"/>
+      <w:lvlText w:val="%7."/>
+      <w:lvlJc w:val="left"/>
+      <w:pPr>
+        <w:tabs>
+          <w:tab w:val="num" w:pos="4320"/>
+        </w:tabs>
+        <w:ind w:left="4800" w:hanging="480"/>
+      </w:pPr>
+    </w:lvl>
+    <w:lvl w:ilvl="7">
+      <w:start w:val="1"/>
+      <w:numFmt w:val="decimal"/>
+      <w:lvlText w:val="%8."/>
+      <w:lvlJc w:val="left"/>
+      <w:pPr>
+        <w:tabs>
+          <w:tab w:val="num" w:pos="5040"/>
+        </w:tabs>
+        <w:ind w:left="5520" w:hanging="480"/>
+      </w:pPr>
+    </w:lvl>
+    <w:lvl w:ilvl="8">
+      <w:start w:val="1"/>
+      <w:numFmt w:val="decimal"/>
+      <w:lvlText w:val="%9."/>
+      <w:lvlJc w:val="left"/>
+      <w:pPr>
+        <w:tabs>
+          <w:tab w:val="num" w:pos="5760"/>
+        </w:tabs>
+        <w:ind w:left="6240" w:hanging="480"/>
+      </w:pPr>
+    </w:lvl>
+  </w:abstractNum>
   <w:num w:numId="1000">
     <w:abstractNumId w:val="990"/>
   </w:num>
@@ -1919,7 +2091,34 @@
     <w:abstractNumId w:val="991"/>
   </w:num>
   <w:num w:numId="1002">
-    <w:abstractNumId w:val="991"/>
+    <w:abstractNumId w:val="99411"/>
+    <w:lvlOverride w:ilvl="0">
+      <w:startOverride w:val="1"/>
+    </w:lvlOverride>
+    <w:lvlOverride w:ilvl="1">
+      <w:startOverride w:val="1"/>
+    </w:lvlOverride>
+    <w:lvlOverride w:ilvl="2">
+      <w:startOverride w:val="1"/>
+    </w:lvlOverride>
+    <w:lvlOverride w:ilvl="3">
+      <w:startOverride w:val="1"/>
+    </w:lvlOverride>
+    <w:lvlOverride w:ilvl="4">
+      <w:startOverride w:val="1"/>
+    </w:lvlOverride>
+    <w:lvlOverride w:ilvl="5">
+      <w:startOverride w:val="1"/>
+    </w:lvlOverride>
+    <w:lvlOverride w:ilvl="6">
+      <w:startOverride w:val="1"/>
+    </w:lvlOverride>
+    <w:lvlOverride w:ilvl="7">
+      <w:startOverride w:val="1"/>
+    </w:lvlOverride>
+    <w:lvlOverride w:ilvl="8">
+      <w:startOverride w:val="1"/>
+    </w:lvlOverride>
   </w:num>
   <w:num w:numId="1003">
     <w:abstractNumId w:val="991"/>
@@ -1928,6 +2127,15 @@
     <w:abstractNumId w:val="991"/>
   </w:num>
   <w:num w:numId="1005">
+    <w:abstractNumId w:val="991"/>
+  </w:num>
+  <w:num w:numId="1006">
+    <w:abstractNumId w:val="991"/>
+  </w:num>
+  <w:num w:numId="1007">
+    <w:abstractNumId w:val="991"/>
+  </w:num>
+  <w:num w:numId="1008">
     <w:abstractNumId w:val="991"/>
   </w:num>
 </w:numbering>

--- a/downloads/teacher/04 Units/Unit 06 - Food Systems and Production - From Farm to Table/Lesson 06.06 - Cooking Methods Dry Heat Moist Heat and Why.docx
+++ b/downloads/teacher/04 Units/Unit 06 - Food Systems and Production - From Farm to Table/Lesson 06.06 - Cooking Methods Dry Heat Moist Heat and Why.docx
@@ -1369,7 +1369,7 @@
               <w:jc w:val="left"/>
             </w:pPr>
             <w:r>
-              <w:t xml:space="preserve">Formative; clipboard question during Step 3; handout scored complete, partial, or missing for daily work. Assessed summatively on the Cooking Methods Check, items 1 to 6</w:t>
+              <w:t xml:space="preserve">Formative; clipboard question during Step 3; handout scored complete, partial, or missing for daily work. Assessed summatively on the Cooking Methods Check, items 1 to 5</w:t>
             </w:r>
           </w:p>
         </w:tc>
@@ -1415,7 +1415,7 @@
               <w:jc w:val="left"/>
             </w:pPr>
             <w:r>
-              <w:t xml:space="preserve">Formative; the sentence must use browning or moisture. Assessed summatively on the Cooking Methods Check, items 7 and 8 (</w:t>
+              <w:t xml:space="preserve">Formative; the sentence must use browning or moisture. Assessed summatively on the Cooking Methods Check, item 6 (</w:t>
             </w:r>
             <w:r>
               <w:rPr>
@@ -1465,15 +1465,6 @@
       <w:r>
         <w:t xml:space="preserve">Science: browning and evaporation are chemistry and physics, and the science teacher can take the same demonstration further with temperature readings. Lesson 6.7 turns this lesson’s observation skill into a controlled experiment, which is the science teacher’s own language. Health: cooking method changes fat and vitamin content, which is a five-minute overlap with the health teacher’s nutrition unit.</w:t>
       </w:r>
-      <w:r>
-        <w:t xml:space="preserve"> </w:t>
-      </w:r>
-      <w:r>
-        <w:rPr>
-          <w:rStyle w:val="TeacherNote"/>
-        </w:rPr>
-        <w:t xml:space="preserve">[Sal: if the science teacher has an infrared thermometer, borrowing it for this demonstration makes the dry-versus-moist point visible in numbers.]</w:t>
-      </w:r>
     </w:p>
     <w:p>
       <w:pPr>
@@ -1544,15 +1535,6 @@
       <w:r>
         <w:t xml:space="preserve">, section 2.</w:t>
       </w:r>
-      <w:r>
-        <w:t xml:space="preserve"> </w:t>
-      </w:r>
-      <w:r>
-        <w:rPr>
-          <w:rStyle w:val="TeacherNote"/>
-        </w:rPr>
-        <w:t xml:space="preserve">[Sal: confirm against the NYSED PDF.]</w:t>
-      </w:r>
     </w:p>
     <w:p>
       <w:pPr>
@@ -1599,7 +1581,7 @@
         <w:pStyle w:val="Compact"/>
       </w:pPr>
       <w:r>
-        <w:t xml:space="preserve">Sal’s own constraints, applied here: no knives beyond butter knives and kitchen shears, no frying, the teacher handles the oven door and drains anything hot.</w:t>
+        <w:t xml:space="preserve">My own constraints, applied here: no knives beyond butter knives and kitchen shears, no frying, the teacher handles the oven door and drains anything hot.</w:t>
       </w:r>
     </w:p>
     <w:p>
@@ -1670,21 +1652,6 @@
       </w:pPr>
       <w:r>
         <w:t xml:space="preserve">Save the two plated potatoes for the review before the Cooking Methods Check if they survive the period, or take a photo. The photo is a better quiz review than any slide.</w:t>
-      </w:r>
-    </w:p>
-    <w:p>
-      <w:pPr>
-        <w:numPr>
-          <w:ilvl w:val="0"/>
-          <w:numId w:val="1008"/>
-        </w:numPr>
-        <w:pStyle w:val="Compact"/>
-      </w:pPr>
-      <w:r>
-        <w:rPr>
-          <w:rStyle w:val="TeacherNote"/>
-        </w:rPr>
-        <w:t xml:space="preserve">[Sal: your students have been asking to use the stove since Unit 1. Naming which methods they will personally run in Lessons 6.8 and 6.9 at the end of this lesson buys you a quiet Step 4.]</w:t>
       </w:r>
     </w:p>
     <w:sectPr>
